--- a/rapports/16_02_2026/MAMADOU_DIOP/coh_EQ33_sup_052203020043.docx
+++ b/rapports/16_02_2026/MAMADOU_DIOP/coh_EQ33_sup_052203020043.docx
@@ -25,7 +25,7 @@
         <w:br/>
         <w:t>Grappe: 052203020043</w:t>
         <w:br/>
-        <w:t>Date: 16/02/2026 a 12:41</w:t>
+        <w:t>Date: 16/02/2026 a 12:58</w:t>
       </w:r>
     </w:p>
     <w:p/>
@@ -4995,7 +4995,7 @@
         <w:rPr>
           <w:sz w:val="20"/>
         </w:rPr>
-        <w:t>- Le montant dépensé de L'entreprise vente de pain traditionel pour l'achat de ces marchandises revendues en état, sans transformation ne peut être supérieur aux montants obtenus sur la revente de marchandises achetées et revendues en état au cours des 30 derniers jours ou durant le dernier mois où l'entreprise a fonctionné (s10q47 &gt; s10q46), prière de corriger. Cette entreprise vente de pain traditionel dit avoir obtenu une valeur sur les marchandises vendu en etat et les marchandises vendu après transformation. L'entreprise vente de pain traditionel est généralement une entreprise de fabrication ou transformation dont elle depense en achat de matières premières.Elle transforme le produit donc ne peut pas obtenir un montant sur la revente des marchandises achetés en état (10.46 ou 10.47). Prière de mettre 0 pour ces questions si elles n'achètent pas de marchandise en état pour les revendre en état. Le salaire qu'une personne de cette catégorie (10.62) a travaillé(e) dans cette entreprise vente de pain traditionel est élevé ou faible. Prière de confirmer cette information avec le QG ou de corriger.</w:t>
+        <w:t>- Le montant dépensé de L'entreprise vente de pain traditionel pour l'achat de ces marchandises revendues en état, sans transformation ne peut être supérieur aux montants obtenus sur la revente de marchandises achetées et revendues en état au cours des 30 derniers jours ou durant le dernier mois où l'entreprise a fonctionné (s10q47 &gt; s10q46), prière de corriger. Cette entreprise vente de pain traditionel dit avoir obtenu une valeur sur les marchandises vendu en etat et les marchandises vendu après transformation. L'entreprise vente de pain traditionel est généralement une entreprise de fabrication ou transformation dont elle depense en achat de matières premières.Elle transforme le produit donc ne peut pas obtenir un montant sur la revente des marchandises achetés en état (10.46 ou 10.47). Prière de mettre 0 pour ces questions si elles n'achètent pas de marchandise en état pour les revendre en état.</w:t>
       </w:r>
     </w:p>
     <w:p>

--- a/rapports/16_02_2026/MAMADOU_DIOP/coh_EQ33_sup_052203020043.docx
+++ b/rapports/16_02_2026/MAMADOU_DIOP/coh_EQ33_sup_052203020043.docx
@@ -25,7 +25,7 @@
         <w:br/>
         <w:t>Grappe: 052203020043</w:t>
         <w:br/>
-        <w:t>Date: 16/02/2026 a 12:58</w:t>
+        <w:t>Date: 16/02/2026 a 13:05</w:t>
       </w:r>
     </w:p>
     <w:p/>
@@ -871,7 +871,7 @@
         <w:rPr>
           <w:sz w:val="20"/>
         </w:rPr>
-        <w:t>- Incoherence! souleymane ba dispose d'un téléphone portable à s01q39, donc la raison évoquée ne peut pas être (ne dispose pas d'appareil).</w:t>
+        <w:t>- Incoherence! souleymane ba dispose d'un téléphone portable à s01q39, donc la raison évoquée ne peut pas être (ne dispose pas d'appareil). Attention ! Le montant (4400 Fcfa) dépensé ou reçu en cadeau pour les cartes prépayées, les transferts de crédit et les abonnements de  souleymane ba est relativement élevé par rapport aux autres montants depansés observés dans cette zone. Prière de corriger ou de confirmer avec le QG.</w:t>
       </w:r>
     </w:p>
     <w:p>
@@ -942,7 +942,7 @@
         <w:rPr>
           <w:sz w:val="20"/>
         </w:rPr>
-        <w:t>- Avertissement!! le prix unitaire (100 Fcfa) de Thé en sachet (unité: Sachets) de taille Petit est très faible ou élevé. Prière de corriger ou de confirmer avec le QG. Incohérence!! Dans ce ménage, chaque individus consomme par jour 25.83911 Kg  de cereale; Prière de revoir les quantités prises de ces produits.</w:t>
+        <w:t>- Attention ! Le prix unitaire d'achat (100 Fcfa) de Poivre en Sachets (Tres petit) est relativement élevé par rapport aux autres prix observés dans cette zone. Prière de corriger ou de confirmer avec le QG. Attention ! Le prix unitaire d'achat (400 Fcfa) de Sucre en poudre  en Kg (taille unique) est relativement faible par rapport aux autres prix observés dans cette zone. Prière de corriger ou de confirmer avec le QG. Avertissement!! le prix unitaire (100 Fcfa) de Thé en sachet (unité: Sachets) de taille Petit est très faible ou élevé. Prière de corriger ou de confirmer avec le QG. Incohérence!! Dans ce ménage, chaque individus consomme par jour 48.52429 Kg  de cereale; Prière de revoir les quantités prises de ces produits.</w:t>
       </w:r>
     </w:p>
     <w:p>
@@ -1055,6 +1055,8 @@
         <w:rPr>
           <w:sz w:val="20"/>
         </w:rPr>
+        <w:t xml:space="preserve">- Attention ! Hache/pioche a été revendu à 6000 Fcfa qui est relativement élevé par rapport aux autres prix de revente observés dans cette zone. Prière de corriger ou de confirmer avec le QG. </w:t>
+        <w:br/>
         <w:t>- Attention ! Semoir a été revendu à 150000 Fcfa qui est relativement élevé par rapport aux autres prix de revente observés dans cette zone. Prière de corriger ou de confirmer avec le QG.</w:t>
       </w:r>
     </w:p>
@@ -1895,7 +1897,7 @@
         <w:rPr>
           <w:sz w:val="20"/>
         </w:rPr>
-        <w:t>- Attention ! Le prix unitaire d'achat (100 Fcfa) de Cube alimentaire (Maggi, Jumbo, ) en Cube (Petit) est relativement élevé par rapport aux autres prix observés dans cette zone. Prière de corriger ou de confirmer avec le QG. Avertissement!! le prix unitaire (100 Fcfa) de Thé en sachet (unité: Sachets) de taille Petit est très faible ou élevé. Prière de corriger ou de confirmer avec le QG. Avertissement!!! Le ménage a consommé 14 Sachets Petit de Sucre en poudre , cette quantité semble anormale pour une consommation des 7 derniers jours.Prière de corriger ou de confirmer avec le QG. Incohérence!! Dans ce ménage, chaque individus consomme par jour 18.69179 Kg  de cereale; Prière de revoir les quantités prises de ces produits.</w:t>
+        <w:t>- Attention ! Le prix unitaire d'achat (100 Fcfa) de Cube alimentaire (Maggi, Jumbo, ) en Cube (Petit) est relativement élevé par rapport aux autres prix observés dans cette zone. Prière de corriger ou de confirmer avec le QG. Attention ! Le prix unitaire d'achat (100 Fcfa) de Poivre en Sachets (Tres petit) est relativement élevé par rapport aux autres prix observés dans cette zone. Prière de corriger ou de confirmer avec le QG. Attention ! Soupçons de quantité anormale! Le ménage de ABDOULAYE DIALLO avec une taille de 4 personnes a consommé 14 Sachets en Petit de Lait en poudre qui est relativement élevé comme consommation par rapport à la condition de vie des autres ménages de même taille dans cette zone. Prière de corriger ou de confirmer avec le QG. Avertissement!! le prix unitaire (100 Fcfa) de Thé en sachet (unité: Sachets) de taille Petit est très faible ou élevé. Prière de corriger ou de confirmer avec le QG. Avertissement!!! Le ménage a consommé 14 Sachets Petit de Sucre en poudre , cette quantité semble anormale pour une consommation des 7 derniers jours.Prière de corriger ou de confirmer avec le QG. Incohérence!! Dans ce ménage, chaque individus consomme par jour 38.01321 Kg  de cereale; Prière de revoir les quantités prises de ces produits.</w:t>
       </w:r>
     </w:p>
     <w:p>
@@ -2327,7 +2329,7 @@
         <w:br/>
         <w:t xml:space="preserve">- Avertissement!! L'âge (15) ans du premier mariage de Marama Sall ( Maodo) semble incoherent. Prière de vérifier cette information auprès de l'enquêté et de corriger si nécessaire. </w:t>
         <w:br/>
-        <w:t>- La raison principale pour laquelle que ISSA DIALLO est venu vivre dans cette localité est apprendre le coran et semble exister dans les modalités, prière de prendre attache avec le QG pour plus d'explication afin de la classer bien.</w:t>
+        <w:t>- La raison principale pour laquelle que ISSA DIALLO est venu vivre dans cette localité est apprendre le coran et semble exister dans les modalités, prière de prendre attache avec le QG pour plus d'explication afin de la classer bien. Attention ! Le montant (7000 Fcfa) dépensé ou reçu en cadeau pour les cartes prépayées, les transferts de crédit et les abonnements de  ISSA DIALLO est relativement élevé par rapport aux autres montants depansés observés dans cette zone. Prière de corriger ou de confirmer avec le QG.</w:t>
       </w:r>
     </w:p>
     <w:p>
@@ -2408,7 +2410,7 @@
         <w:rPr>
           <w:sz w:val="20"/>
         </w:rPr>
-        <w:t>- Attention ! Le prix unitaire d'achat (25 Fcfa) de Café en poudre soluble en Sachets (Petit) est relativement faible par rapport aux autres prix observés dans cette zone. Prière de corriger ou de confirmer avec le QG. Avertissement!!! Le ménage a consommé 10 Cuillère Moyen de Pâte d'arachide, cette quantité semble anormale pour une consommation des 7 derniers jours. Etes vous sur d'avoir selectionner la bonne unitée ? prière de verifier et corriger. Incohérence!! Dans ce ménage, chaque individus consomme par jour 16.16072 Kg  de cereale; Prière de revoir les quantités prises de ces produits.</w:t>
+        <w:t>- Attention ! Le prix unitaire d'achat (150 Fcfa) de Tomate fraîche en Sachets (Petit) est relativement élevé par rapport aux autres prix observés dans cette zone. Prière de corriger ou de confirmer avec le QG. Attention ! Le prix unitaire d'achat (25 Fcfa) de Café en poudre soluble en Sachets (Petit) est relativement faible par rapport aux autres prix observés dans cette zone. Prière de corriger ou de confirmer avec le QG. Avertissement!!! Le ménage a consommé 10 Cuillère Moyen de Pâte d'arachide, cette quantité semble anormale pour une consommation des 7 derniers jours. Etes vous sur d'avoir selectionner la bonne unitée ? prière de verifier et corriger. Incohérence!! Dans ce ménage, chaque individus consomme par jour 27.34949 Kg  de cereale; Prière de revoir les quantités prises de ces produits.</w:t>
       </w:r>
     </w:p>
     <w:p>
@@ -2821,27 +2823,6 @@
           <w:color w:val="4672C4"/>
           <w:sz w:val="22"/>
         </w:rPr>
-        <w:t>&gt;&gt; Section1 - Caracteristiques des membres</w:t>
-      </w:r>
-    </w:p>
-    <w:p>
-      <w:pPr>
-        <w:ind w:left="283"/>
-      </w:pPr>
-      <w:r>
-        <w:rPr>
-          <w:sz w:val="20"/>
-        </w:rPr>
-        <w:t>- Attention ! Le montant (500 Fcfa) dépensé ou reçu en cadeau pour les recharges internet ou de forfaits de données mobiles(hors appels vocaux), aucours des 30 derniers jours de  Mamadou Aliou Ba est relativement faible par rapport aux autres montants depansés observés dans cette zone. Prière de corriger ou de confirmer avec le QG.</w:t>
-      </w:r>
-    </w:p>
-    <w:p>
-      <w:r>
-        <w:rPr>
-          <w:b/>
-          <w:color w:val="4672C4"/>
-          <w:sz w:val="22"/>
-        </w:rPr>
         <w:t>&gt;&gt; Section2 - Education</w:t>
       </w:r>
     </w:p>
@@ -2878,7 +2859,7 @@
         <w:rPr>
           <w:sz w:val="20"/>
         </w:rPr>
-        <w:t>- La dernière fois que vous avez acheté Pain traditionnel (Baguette) est four et semble exister dans les modalités, prière de prendre attache avec le QG pour plus d'explication afin de la classer bien. Attention ! Le prix unitaire d'achat (500 Fcfa) de Piment séché en Sachets (Petit) est relativement élevé par rapport aux autres prix observés dans cette zone. Prière de corriger ou de confirmer avec le QG. Avertissement!!! Le ménage a consommé 6 Paquet Petit de Thé en sachet, cette quantité semble anormale pour une consommation des 7 derniers jours.Prière de corriger ou de confirmer avec le QG. Avertissement!! le prix unitaire (100 Fcfa) de Thé en sachet (unité: Paquet) de taille Petit est très faible ou élevé. Prière de corriger ou de confirmer avec le QG. Incohérence!! Dans ce ménage, chaque individus consomme par jour 37.44191 Kg  de cereale; Prière de revoir les quantités prises de ces produits.</w:t>
+        <w:t>- La dernière fois que vous avez acheté Pain traditionnel (Baguette) est four et semble exister dans les modalités, prière de prendre attache avec le QG pour plus d'explication afin de la classer bien. Attention ! Le prix unitaire d'achat (500 Fcfa) de Piment séché en Sachets (Petit) est relativement élevé par rapport aux autres prix observés dans cette zone. Prière de corriger ou de confirmer avec le QG. Avertissement!!! Le ménage a consommé 6 Paquet Petit de Thé en sachet, cette quantité semble anormale pour une consommation des 7 derniers jours.Prière de corriger ou de confirmer avec le QG. Avertissement!! le prix unitaire (100 Fcfa) de Thé en sachet (unité: Paquet) de taille Petit est très faible ou élevé. Prière de corriger ou de confirmer avec le QG. Incohérence!! Dans ce ménage, chaque individus consomme par jour 66.18857 Kg  de cereale; Prière de revoir les quantités prises de ces produits.</w:t>
       </w:r>
     </w:p>
     <w:p>
@@ -3369,7 +3350,7 @@
         <w:rPr>
           <w:sz w:val="20"/>
         </w:rPr>
-        <w:t>- Attention ! Le prix unitaire d'achat (1000 Fcfa) de Mâchoiron séchée (Kon) en Tas (Petit) est relativement élevé par rapport aux autres prix observés dans cette zone. Prière de corriger ou de confirmer avec le QG. Avertissement!! le prix unitaire (100 Fcfa) de Thé en sachet (unité: Sachets) de taille Petit est très faible ou élevé. Prière de corriger ou de confirmer avec le QG. Incohérence!! Dans ce ménage, chaque individus consomme par jour 56.82714 Kg  de cereale; Prière de revoir les quantités prises de ces produits.</w:t>
+        <w:t>- Attention ! Le prix unitaire d'achat (1000 Fcfa) de Mâchoiron séchée (Kon) en Tas (Petit) est relativement élevé par rapport aux autres prix observés dans cette zone. Prière de corriger ou de confirmer avec le QG. Avertissement!! le prix unitaire (100 Fcfa) de Thé en sachet (unité: Sachets) de taille Petit est très faible ou élevé. Prière de corriger ou de confirmer avec le QG. Incohérence!! Dans ce ménage, chaque individus consomme par jour 107.7332 Kg  de cereale; Prière de revoir les quantités prises de ces produits.</w:t>
       </w:r>
     </w:p>
     <w:p>
@@ -4359,6 +4340,27 @@
           <w:color w:val="4672C4"/>
           <w:sz w:val="22"/>
         </w:rPr>
+        <w:t>&gt;&gt; Section1 - Caracteristiques des membres</w:t>
+      </w:r>
+    </w:p>
+    <w:p>
+      <w:pPr>
+        <w:ind w:left="283"/>
+      </w:pPr>
+      <w:r>
+        <w:rPr>
+          <w:sz w:val="20"/>
+        </w:rPr>
+        <w:t>- Attention ! Le montant (4200 Fcfa) dépensé ou reçu en cadeau pour les cartes prépayées, les transferts de crédit et les abonnements de  Salimatou Diallo est relativement élevé par rapport aux autres montants depansés observés dans cette zone. Prière de corriger ou de confirmer avec le QG.</w:t>
+      </w:r>
+    </w:p>
+    <w:p>
+      <w:r>
+        <w:rPr>
+          <w:b/>
+          <w:color w:val="4672C4"/>
+          <w:sz w:val="22"/>
+        </w:rPr>
         <w:t>&gt;&gt; Section2 - Education</w:t>
       </w:r>
     </w:p>
@@ -4441,7 +4443,7 @@
         <w:rPr>
           <w:sz w:val="20"/>
         </w:rPr>
-        <w:t>- Attention ! Le prix unitaire d'achat (100 Fcfa) de Moutarde en Sachets (Petit) est relativement élevé par rapport aux autres prix observés dans cette zone. Prière de corriger ou de confirmer avec le QG. Attention ! Le prix unitaire d'achat (200 Fcfa) de Lait caillé en Sachets (Petit) est relativement élevé par rapport aux autres prix observés dans cette zone. Prière de corriger ou de confirmer avec le QG. Attention ! Le prix unitaire d'achat (33.33333 Fcfa) de Piment frais en Pièce (Petit) est relativement faible par rapport aux autres prix observés dans cette zone. Prière de corriger ou de confirmer avec le QG. Avertissement!! le prix unitaire (100 Fcfa) de Thé en sachet (unité: Sachets) de taille Petit est très faible ou élevé. Prière de corriger ou de confirmer avec le QG. Incohérence!! Dans ce ménage, chaque individus consomme par jour 10.79082 Kg  de cereale; Prière de revoir les quantités prises de ces produits. Incohérence!! Dans ce ménage, chaque individus consomme par jour 10.79082 Kg  de cereale; Prière de revoir les quantités prises de ces produits.</w:t>
+        <w:t>- Attention ! Le prix unitaire d'achat (100 Fcfa) de Moutarde en Sachets (Petit) est relativement élevé par rapport aux autres prix observés dans cette zone. Prière de corriger ou de confirmer avec le QG. Attention ! Le prix unitaire d'achat (300 Fcfa) de Oignon frais en Kg (taille unique) est relativement faible par rapport aux autres prix observés dans cette zone. Prière de corriger ou de confirmer avec le QG. Attention ! Le prix unitaire d'achat (33.33333 Fcfa) de Piment frais en Pièce (Petit) est relativement faible par rapport aux autres prix observés dans cette zone. Prière de corriger ou de confirmer avec le QG. Avertissement!! le prix unitaire (100 Fcfa) de Thé en sachet (unité: Sachets) de taille Petit est très faible ou élevé. Prière de corriger ou de confirmer avec le QG. Incohérence!! Dans ce ménage, chaque individus consomme par jour 18.39531 Kg  de cereale; Prière de revoir les quantités prises de ces produits. Incohérence!! Dans ce ménage, chaque individus consomme par jour 18.39531 Kg  de cereale; Prière de revoir les quantités prises de ces produits.</w:t>
       </w:r>
     </w:p>
     <w:p>
@@ -4896,6 +4898,27 @@
           <w:color w:val="4672C4"/>
           <w:sz w:val="22"/>
         </w:rPr>
+        <w:t>&gt;&gt; Section1 - Caracteristiques des membres</w:t>
+      </w:r>
+    </w:p>
+    <w:p>
+      <w:pPr>
+        <w:ind w:left="283"/>
+      </w:pPr>
+      <w:r>
+        <w:rPr>
+          <w:sz w:val="20"/>
+        </w:rPr>
+        <w:t>- Attention ! Le montant (4500 Fcfa) dépensé ou reçu en cadeau pour les cartes prépayées, les transferts de crédit et les abonnements de  hafsatou diallo est relativement élevé par rapport aux autres montants depansés observés dans cette zone. Prière de corriger ou de confirmer avec le QG.</w:t>
+      </w:r>
+    </w:p>
+    <w:p>
+      <w:r>
+        <w:rPr>
+          <w:b/>
+          <w:color w:val="4672C4"/>
+          <w:sz w:val="22"/>
+        </w:rPr>
         <w:t>&gt;&gt; Section2 - Education</w:t>
       </w:r>
     </w:p>
@@ -4974,7 +4997,7 @@
         <w:rPr>
           <w:sz w:val="20"/>
         </w:rPr>
-        <w:t>- Attention ! Le prix unitaire d'achat (100 Fcfa) de Cube alimentaire (Maggi, Jumbo, ) en Cube (Petit) est relativement élevé par rapport aux autres prix observés dans cette zone. Prière de corriger ou de confirmer avec le QG. Avertissement!! le prix unitaire (100 Fcfa) de Thé en sachet (unité: Sachets) de taille Petit est très faible ou élevé. Prière de corriger ou de confirmer avec le QG. Incohérence!! Dans ce ménage, chaque individus consomme par jour 69.88393 Kg  de cereale; Prière de revoir les quantités prises de ces produits.</w:t>
+        <w:t>- Attention ! Le prix unitaire d'achat (100 Fcfa) de Cube alimentaire (Maggi, Jumbo, ) en Cube (Petit) est relativement élevé par rapport aux autres prix observés dans cette zone. Prière de corriger ou de confirmer avec le QG. Avertissement!! le prix unitaire (100 Fcfa) de Thé en sachet (unité: Sachets) de taille Petit est très faible ou élevé. Prière de corriger ou de confirmer avec le QG. Incohérence!! Dans ce ménage, chaque individus consomme par jour 112.8125 Kg  de cereale; Prière de revoir les quantités prises de ces produits.</w:t>
       </w:r>
     </w:p>
     <w:p>
@@ -4995,7 +5018,7 @@
         <w:rPr>
           <w:sz w:val="20"/>
         </w:rPr>
-        <w:t>- Le montant dépensé de L'entreprise vente de pain traditionel pour l'achat de ces marchandises revendues en état, sans transformation ne peut être supérieur aux montants obtenus sur la revente de marchandises achetées et revendues en état au cours des 30 derniers jours ou durant le dernier mois où l'entreprise a fonctionné (s10q47 &gt; s10q46), prière de corriger. Cette entreprise vente de pain traditionel dit avoir obtenu une valeur sur les marchandises vendu en etat et les marchandises vendu après transformation. L'entreprise vente de pain traditionel est généralement une entreprise de fabrication ou transformation dont elle depense en achat de matières premières.Elle transforme le produit donc ne peut pas obtenir un montant sur la revente des marchandises achetés en état (10.46 ou 10.47). Prière de mettre 0 pour ces questions si elles n'achètent pas de marchandise en état pour les revendre en état.</w:t>
+        <w:t>- Le montant dépensé de L'entreprise vente de pain traditionel pour l'achat de ces marchandises revendues en état, sans transformation ne peut être supérieur aux montants obtenus sur la revente de marchandises achetées et revendues en état au cours des 30 derniers jours ou durant le dernier mois où l'entreprise a fonctionné (s10q47 &gt; s10q46), prière de corriger. Cette entreprise vente de pain traditionel dit avoir obtenu une valeur sur les marchandises vendu en etat et les marchandises vendu après transformation. L'entreprise vente de pain traditionel est généralement une entreprise de fabrication ou transformation dont elle depense en achat de matières premières.Elle transforme le produit donc ne peut pas obtenir un montant sur la revente des marchandises achetés en état (10.46 ou 10.47). Prière de mettre 0 pour ces questions si elles n'achètent pas de marchandise en état pour les revendre en état. Le salaire qu'une personne de cette catégorie (10.62) a travaillé(e) dans cette entreprise vente de pain traditionel est élevé ou faible. Prière de confirmer cette information avec le QG ou de corriger.</w:t>
       </w:r>
     </w:p>
     <w:p>
@@ -5389,27 +5412,6 @@
           <w:color w:val="4672C4"/>
           <w:sz w:val="22"/>
         </w:rPr>
-        <w:t>&gt;&gt; Section1 - Caracteristiques des membres</w:t>
-      </w:r>
-    </w:p>
-    <w:p>
-      <w:pPr>
-        <w:ind w:left="283"/>
-      </w:pPr>
-      <w:r>
-        <w:rPr>
-          <w:sz w:val="20"/>
-        </w:rPr>
-        <w:t>- Attention ! Le montant (4400 Fcfa) dépensé ou reçu en cadeau pour les recharges internet ou de forfaits de données mobiles(hors appels vocaux), aucours des 30 derniers jours de  Souleymane Diallo est relativement élevé par rapport aux autres montants depansés observés dans cette zone. Prière de corriger ou de confirmer avec le QG.</w:t>
-      </w:r>
-    </w:p>
-    <w:p>
-      <w:r>
-        <w:rPr>
-          <w:b/>
-          <w:color w:val="4672C4"/>
-          <w:sz w:val="22"/>
-        </w:rPr>
         <w:t>&gt;&gt; Section2 - Education</w:t>
       </w:r>
     </w:p>
@@ -5467,7 +5469,7 @@
         <w:rPr>
           <w:sz w:val="20"/>
         </w:rPr>
-        <w:t>- Attention ! Le prix unitaire d'achat (100 Fcfa) de Cube alimentaire (Maggi, Jumbo, ) en Cube (Petit) est relativement élevé par rapport aux autres prix observés dans cette zone. Prière de corriger ou de confirmer avec le QG. Attention ! Le prix unitaire d'achat (25 Fcfa) de Biscuits en Sachets (Petit) est relativement faible par rapport aux autres prix observés dans cette zone. Prière de corriger ou de confirmer avec le QG. Avertissement!! le prix unitaire (100 Fcfa) de Thé en sachet (unité: Sachets) de taille Petit est très faible ou élevé. Prière de corriger ou de confirmer avec le QG. Incohérence!! Dans ce ménage, chaque individus consomme par jour 50.6125 Kg  de cereale; Prière de revoir les quantités prises de ces produits.</w:t>
+        <w:t>- Attention ! Le prix unitaire d'achat (100 Fcfa) de Cube alimentaire (Maggi, Jumbo, ) en Cube (Petit) est relativement élevé par rapport aux autres prix observés dans cette zone. Prière de corriger ou de confirmer avec le QG. Attention ! Le prix unitaire d'achat (200 Fcfa) de Tomate fraîche en Sachets (Petit) est relativement élevé par rapport aux autres prix observés dans cette zone. Prière de corriger ou de confirmer avec le QG. Attention ! Le prix unitaire d'achat (25 Fcfa) de Biscuits en Sachets (Petit) est relativement faible par rapport aux autres prix observés dans cette zone. Prière de corriger ou de confirmer avec le QG. Avertissement!! le prix unitaire (100 Fcfa) de Thé en sachet (unité: Sachets) de taille Petit est très faible ou élevé. Prière de corriger ou de confirmer avec le QG. Incohérence!! Dans ce ménage, chaque individus consomme par jour 93.23214 Kg  de cereale; Prière de revoir les quantités prises de ces produits.</w:t>
       </w:r>
     </w:p>
     <w:p>
@@ -5887,7 +5889,9 @@
         <w:rPr>
           <w:sz w:val="20"/>
         </w:rPr>
-        <w:t>- Avertissement! Veuillez renseigner par oui ou non toutes les modalités de la question s01q47.</w:t>
+        <w:t xml:space="preserve">- Avertissement! Veuillez renseigner par oui ou non toutes les modalités de la question s01q47. Attention ! Le montant (4400 Fcfa) dépensé ou reçu en cadeau pour les cartes prépayées, les transferts de crédit et les abonnements de  fatoumata ba est relativement élevé par rapport aux autres montants depansés observés dans cette zone. Prière de corriger ou de confirmer avec le QG. </w:t>
+        <w:br/>
+        <w:t>- Attention ! Le montant (4400 Fcfa) dépensé ou reçu en cadeau pour les cartes prépayées, les transferts de crédit et les abonnements de  abdoulaye sow est relativement élevé par rapport aux autres montants depansés observés dans cette zone. Prière de corriger ou de confirmer avec le QG.</w:t>
       </w:r>
     </w:p>
     <w:p>
@@ -5935,7 +5939,7 @@
         <w:rPr>
           <w:sz w:val="20"/>
         </w:rPr>
-        <w:t>- Avertissement!! le prix unitaire (100 Fcfa) de Thé en sachet (unité: Sachets) de taille Petit est très faible ou élevé. Prière de corriger ou de confirmer avec le QG. Le prix d'achat unitaire (1 Fcfa) de Oignon frais en Pièce de taille Petit  est invraisemblable, prière de regarder les reponses prises dans les questions s07bq07a s07bq07b s07bq07c s07bq08 pour mieux corriger.</w:t>
+        <w:t>- Attention ! Le prix unitaire d'achat (100 Fcfa) de Café en poudre soluble en Sachets industriel (Petit) est relativement élevé par rapport aux autres prix observés dans cette zone. Prière de corriger ou de confirmer avec le QG. Attention ! Le prix unitaire d'achat (100 Fcfa) de Poivre en Sachets (Tres petit) est relativement élevé par rapport aux autres prix observés dans cette zone. Prière de corriger ou de confirmer avec le QG. Attention ! Le prix unitaire d'achat (400 Fcfa) de Sucre en poudre  en Kg (taille unique) est relativement faible par rapport aux autres prix observés dans cette zone. Prière de corriger ou de confirmer avec le QG. Attention ! Soupçons de quantité anormale! Le ménage de ABDOULAYE SOW avec une taille de 7 personnes a consommé 5.25 Kg en taille unique de Sucre en poudre  qui est relativement élevé comme consommation par rapport à la condition de vie des autres ménages de même taille dans cette zone. Prière de corriger ou de confirmer avec le QG. Avertissement!! le prix unitaire (100 Fcfa) de Thé en sachet (unité: Sachets) de taille Petit est très faible ou élevé. Prière de corriger ou de confirmer avec le QG. Le prix d'achat unitaire (1 Fcfa) de Oignon frais en Pièce de taille Petit  est invraisemblable, prière de regarder les reponses prises dans les questions s07bq07a s07bq07b s07bq07c s07bq08 pour mieux corriger.</w:t>
       </w:r>
     </w:p>
     <w:p>
@@ -5998,9 +6002,7 @@
         <w:rPr>
           <w:sz w:val="20"/>
         </w:rPr>
-        <w:t xml:space="preserve">- Attention ! Lit a été revendu à 200000 Fcfa qui est relativement élevé par rapport aux autres prix de revente observés dans cette zone. Prière de corriger ou de confirmer avec le QG. </w:t>
-        <w:br/>
-        <w:t>- Attention ! Moto/Vélomoteur/Tricycle à moteur a été achété à 1100000 Fcfa est relativement élevé par rapport aux autres prix d'achat observés dans cette zone. Prière de corriger ou de confirmer avec le QG. Attention ! Moto/Vélomoteur/Tricycle à moteur a été revendu à 900000 Fcfa qui est relativement élevé par rapport aux autres prix de revente observés dans cette zone. Prière de corriger ou de confirmer avec le QG.</w:t>
+        <w:t>- Attention ! Moto/Vélomoteur/Tricycle à moteur a été achété à 1100000 Fcfa est relativement élevé par rapport aux autres prix d'achat observés dans cette zone. Prière de corriger ou de confirmer avec le QG.</w:t>
       </w:r>
     </w:p>
     <w:p>
@@ -6430,7 +6432,7 @@
         </w:rPr>
         <w:t xml:space="preserve">- Incoherence! Mouctar sidibe dispose d'un téléphone portable à s01q39, donc la raison évoquée ne peut pas être (ne dispose pas d'appareil). Attention ! Le montant (9600 Fcfa) dépensé ou reçu en cadeau pour les recharges internet ou de forfaits de données mobiles(hors appels vocaux), aucours des 30 derniers jours de  Mouctar sidibe est relativement élevé par rapport aux autres montants depansés observés dans cette zone. Prière de corriger ou de confirmer avec le QG. </w:t>
         <w:br/>
-        <w:t>- Les catégories socioprofessionnelles du père biologique de  Mariama kenda diallo  ne sont pas coherentes, prière de corriger. La catégorie socioprofessionnelle de la mère biologique de  Mariama kenda diallo n'est pas coherente avec les réponses des questions s01q35 et s01q36, prière de corriger ou de confirmer cette informations avec le QG.</w:t>
+        <w:t>- Les catégories socioprofessionnelles du père biologique de  Mariama kenda diallo  ne sont pas coherentes, prière de corriger. La catégorie socioprofessionnelle de la mère biologique de  Mariama kenda diallo n'est pas coherente avec les réponses des questions s01q35 et s01q36, prière de corriger ou de confirmer cette informations avec le QG. Attention ! Le montant (4200 Fcfa) dépensé ou reçu en cadeau pour les cartes prépayées, les transferts de crédit et les abonnements de  Mariama kenda diallo est relativement élevé par rapport aux autres montants depansés observés dans cette zone. Prière de corriger ou de confirmer avec le QG.</w:t>
       </w:r>
     </w:p>
     <w:p>
@@ -6522,7 +6524,7 @@
         <w:rPr>
           <w:sz w:val="20"/>
         </w:rPr>
-        <w:t>- Avertissement!! le prix unitaire (100 Fcfa) de Thé en sachet (unité: Sachets) de taille Petit est très faible ou élevé. Prière de corriger ou de confirmer avec le QG. Incohérence!! Dans ce ménage, chaque individus consomme par jour 35.65047 Kg  de cereale; Prière de revoir les quantités prises de ces produits.</w:t>
+        <w:t>- Attention ! Le prix unitaire d'achat (400 Fcfa) de Sucre en poudre  en Kg (taille unique) est relativement faible par rapport aux autres prix observés dans cette zone. Prière de corriger ou de confirmer avec le QG. Avertissement!! le prix unitaire (100 Fcfa) de Thé en sachet (unité: Sachets) de taille Petit est très faible ou élevé. Prière de corriger ou de confirmer avec le QG. Incohérence!! Dans ce ménage, chaque individus consomme par jour 63.52095 Kg  de cereale; Prière de revoir les quantités prises de ces produits.</w:t>
       </w:r>
     </w:p>
     <w:p>
